--- a/backend/templates/approval_sheet_marked.docx
+++ b/backend/templates/approval_sheet_marked.docx
@@ -890,7 +890,7 @@
         <w:rPr>
           <w:sz w:val="20"/>
         </w:rPr>
-        <w:t>_</w:t>
+        <w:t>_short_</w:t>
       </w:r>
       <w:r>
         <w:rPr>
